--- a/shadow_service/shadow_service/demo_templates/cmc_drug_substance.docx
+++ b/shadow_service/shadow_service/demo_templates/cmc_drug_substance.docx
@@ -7,7 +7,7 @@
         <w:pStyle w:val="Title"/>
       </w:pPr>
       <w:r>
-        <w:t>CMC Section: Drug Substance Overview</w:t>
+        <w:t>Module 3.2.S — Drug Substance</w:t>
       </w:r>
     </w:p>
     <w:p>
@@ -15,7 +15,15 @@
         <w:rPr>
           <w:b w:val="0"/>
         </w:rPr>
-        <w:t>Module 3.2.S — {{ product_name }} ({{ generic_name }})</w:t>
+        <w:t>{{ product_name }} ({{ generic_name }})</w:t>
+      </w:r>
+    </w:p>
+    <w:p>
+      <w:r>
+        <w:rPr>
+          <w:b w:val="0"/>
+        </w:rPr>
+        <w:t>Sponsor: {{ sponsor_name }}</w:t>
       </w:r>
     </w:p>
     <w:p>
@@ -60,7 +68,7 @@
           </w:tcPr>
           <w:p>
             <w:r>
-              <w:t>Description</w:t>
+              <w:t>Value</w:t>
             </w:r>
           </w:p>
         </w:tc>
@@ -94,7 +102,7 @@
           </w:tcPr>
           <w:p>
             <w:r>
-              <w:t>Chemical Name</w:t>
+              <w:t>Chemical Name (IUPAC)</w:t>
             </w:r>
           </w:p>
         </w:tc>
@@ -182,7 +190,7 @@
           </w:tcPr>
           <w:p>
             <w:r>
-              <w:t>CAS Number</w:t>
+              <w:t>CAS Registry Number</w:t>
             </w:r>
           </w:p>
         </w:tc>
@@ -193,6 +201,94 @@
           <w:p>
             <w:r>
               <w:t>{{ cas_number }}</w:t>
+            </w:r>
+          </w:p>
+        </w:tc>
+      </w:tr>
+      <w:tr>
+        <w:tc>
+          <w:tcPr>
+            <w:tcW w:type="dxa" w:w="4320"/>
+          </w:tcPr>
+          <w:p>
+            <w:r>
+              <w:t>Appearance</w:t>
+            </w:r>
+          </w:p>
+        </w:tc>
+        <w:tc>
+          <w:tcPr>
+            <w:tcW w:type="dxa" w:w="4320"/>
+          </w:tcPr>
+          <w:p>
+            <w:r>
+              <w:t>{{ appearance }}</w:t>
+            </w:r>
+          </w:p>
+        </w:tc>
+      </w:tr>
+      <w:tr>
+        <w:tc>
+          <w:tcPr>
+            <w:tcW w:type="dxa" w:w="4320"/>
+          </w:tcPr>
+          <w:p>
+            <w:r>
+              <w:t>Solubility</w:t>
+            </w:r>
+          </w:p>
+        </w:tc>
+        <w:tc>
+          <w:tcPr>
+            <w:tcW w:type="dxa" w:w="4320"/>
+          </w:tcPr>
+          <w:p>
+            <w:r>
+              <w:t>{{ solubility }}</w:t>
+            </w:r>
+          </w:p>
+        </w:tc>
+      </w:tr>
+      <w:tr>
+        <w:tc>
+          <w:tcPr>
+            <w:tcW w:type="dxa" w:w="4320"/>
+          </w:tcPr>
+          <w:p>
+            <w:r>
+              <w:t>pKa</w:t>
+            </w:r>
+          </w:p>
+        </w:tc>
+        <w:tc>
+          <w:tcPr>
+            <w:tcW w:type="dxa" w:w="4320"/>
+          </w:tcPr>
+          <w:p>
+            <w:r>
+              <w:t>{{ pka }}</w:t>
+            </w:r>
+          </w:p>
+        </w:tc>
+      </w:tr>
+      <w:tr>
+        <w:tc>
+          <w:tcPr>
+            <w:tcW w:type="dxa" w:w="4320"/>
+          </w:tcPr>
+          <w:p>
+            <w:r>
+              <w:t>Polymorphism</w:t>
+            </w:r>
+          </w:p>
+        </w:tc>
+        <w:tc>
+          <w:tcPr>
+            <w:tcW w:type="dxa" w:w="4320"/>
+          </w:tcPr>
+          <w:p>
+            <w:r>
+              <w:t>{{ polymorphism }}</w:t>
             </w:r>
           </w:p>
         </w:tc>
@@ -213,22 +309,149 @@
         <w:t>S.2 Manufacture</w:t>
       </w:r>
     </w:p>
-    <w:p>
-      <w:r>
-        <w:rPr>
-          <w:b w:val="0"/>
-        </w:rPr>
-        <w:t>Manufacturer: {{ manufacturer }}</w:t>
-      </w:r>
-    </w:p>
-    <w:p>
-      <w:r>
-        <w:rPr>
-          <w:b w:val="0"/>
-        </w:rPr>
-        <w:t>Manufacturing Site: {{ manufacturing_site }}</w:t>
-      </w:r>
-    </w:p>
+    <w:tbl>
+      <w:tblPr>
+        <w:tblStyle w:val="TableGrid"/>
+        <w:tblW w:type="auto" w:w="0"/>
+        <w:tblLook w:firstColumn="1" w:firstRow="1" w:lastColumn="0" w:lastRow="0" w:noHBand="0" w:noVBand="1" w:val="04A0"/>
+      </w:tblPr>
+      <w:tblGrid>
+        <w:gridCol w:w="4320"/>
+        <w:gridCol w:w="4320"/>
+      </w:tblGrid>
+      <w:tr>
+        <w:tc>
+          <w:tcPr>
+            <w:tcW w:type="dxa" w:w="4320"/>
+          </w:tcPr>
+          <w:p>
+            <w:r>
+              <w:t>Parameter</w:t>
+            </w:r>
+          </w:p>
+        </w:tc>
+        <w:tc>
+          <w:tcPr>
+            <w:tcW w:type="dxa" w:w="4320"/>
+          </w:tcPr>
+          <w:p>
+            <w:r>
+              <w:t>Detail</w:t>
+            </w:r>
+          </w:p>
+        </w:tc>
+      </w:tr>
+      <w:tr>
+        <w:tc>
+          <w:tcPr>
+            <w:tcW w:type="dxa" w:w="4320"/>
+          </w:tcPr>
+          <w:p>
+            <w:r>
+              <w:t>Manufacturer</w:t>
+            </w:r>
+          </w:p>
+        </w:tc>
+        <w:tc>
+          <w:tcPr>
+            <w:tcW w:type="dxa" w:w="4320"/>
+          </w:tcPr>
+          <w:p>
+            <w:r>
+              <w:t>{{ manufacturer }}</w:t>
+            </w:r>
+          </w:p>
+        </w:tc>
+      </w:tr>
+      <w:tr>
+        <w:tc>
+          <w:tcPr>
+            <w:tcW w:type="dxa" w:w="4320"/>
+          </w:tcPr>
+          <w:p>
+            <w:r>
+              <w:t>Manufacturing Site</w:t>
+            </w:r>
+          </w:p>
+        </w:tc>
+        <w:tc>
+          <w:tcPr>
+            <w:tcW w:type="dxa" w:w="4320"/>
+          </w:tcPr>
+          <w:p>
+            <w:r>
+              <w:t>{{ manufacturing_site }}</w:t>
+            </w:r>
+          </w:p>
+        </w:tc>
+      </w:tr>
+      <w:tr>
+        <w:tc>
+          <w:tcPr>
+            <w:tcW w:type="dxa" w:w="4320"/>
+          </w:tcPr>
+          <w:p>
+            <w:r>
+              <w:t>GMP Certification</w:t>
+            </w:r>
+          </w:p>
+        </w:tc>
+        <w:tc>
+          <w:tcPr>
+            <w:tcW w:type="dxa" w:w="4320"/>
+          </w:tcPr>
+          <w:p>
+            <w:r>
+              <w:t>{{ gmp_certification }}</w:t>
+            </w:r>
+          </w:p>
+        </w:tc>
+      </w:tr>
+      <w:tr>
+        <w:tc>
+          <w:tcPr>
+            <w:tcW w:type="dxa" w:w="4320"/>
+          </w:tcPr>
+          <w:p>
+            <w:r>
+              <w:t>Batch Size</w:t>
+            </w:r>
+          </w:p>
+        </w:tc>
+        <w:tc>
+          <w:tcPr>
+            <w:tcW w:type="dxa" w:w="4320"/>
+          </w:tcPr>
+          <w:p>
+            <w:r>
+              <w:t>{{ batch_size }}</w:t>
+            </w:r>
+          </w:p>
+        </w:tc>
+      </w:tr>
+      <w:tr>
+        <w:tc>
+          <w:tcPr>
+            <w:tcW w:type="dxa" w:w="4320"/>
+          </w:tcPr>
+          <w:p>
+            <w:r>
+              <w:t>Synthetic Steps</w:t>
+            </w:r>
+          </w:p>
+        </w:tc>
+        <w:tc>
+          <w:tcPr>
+            <w:tcW w:type="dxa" w:w="4320"/>
+          </w:tcPr>
+          <w:p>
+            <w:r>
+              <w:t>{{ synthetic_steps }}</w:t>
+            </w:r>
+          </w:p>
+        </w:tc>
+      </w:tr>
+    </w:tbl>
     <w:p>
       <w:r>
         <w:rPr>
@@ -257,9 +480,240 @@
         <w:rPr>
           <w:b w:val="0"/>
         </w:rPr>
-        <w:t>{{ characterization_summary }}</w:t>
+        <w:t>S.3.1 Elucidation of Structure: {{ structure_elucidation }}</w:t>
       </w:r>
     </w:p>
+    <w:p>
+      <w:r>
+        <w:rPr>
+          <w:b/>
+        </w:rPr>
+        <w:t>S.3.2 Impurity Profile:</w:t>
+      </w:r>
+    </w:p>
+    <w:tbl>
+      <w:tblPr>
+        <w:tblStyle w:val="TableGrid"/>
+        <w:tblW w:type="auto" w:w="0"/>
+        <w:tblLook w:firstColumn="1" w:firstRow="1" w:lastColumn="0" w:lastRow="0" w:noHBand="0" w:noVBand="1" w:val="04A0"/>
+      </w:tblPr>
+      <w:tblGrid>
+        <w:gridCol w:w="2160"/>
+        <w:gridCol w:w="2160"/>
+        <w:gridCol w:w="2160"/>
+        <w:gridCol w:w="2160"/>
+      </w:tblGrid>
+      <w:tr>
+        <w:tc>
+          <w:tcPr>
+            <w:tcW w:type="dxa" w:w="2160"/>
+          </w:tcPr>
+          <w:p>
+            <w:r>
+              <w:t>Impurity</w:t>
+            </w:r>
+          </w:p>
+        </w:tc>
+        <w:tc>
+          <w:tcPr>
+            <w:tcW w:type="dxa" w:w="2160"/>
+          </w:tcPr>
+          <w:p>
+            <w:r>
+              <w:t>Origin</w:t>
+            </w:r>
+          </w:p>
+        </w:tc>
+        <w:tc>
+          <w:tcPr>
+            <w:tcW w:type="dxa" w:w="2160"/>
+          </w:tcPr>
+          <w:p>
+            <w:r>
+              <w:t>Specification</w:t>
+            </w:r>
+          </w:p>
+        </w:tc>
+        <w:tc>
+          <w:tcPr>
+            <w:tcW w:type="dxa" w:w="2160"/>
+          </w:tcPr>
+          <w:p>
+            <w:r>
+              <w:t>Method</w:t>
+            </w:r>
+          </w:p>
+        </w:tc>
+      </w:tr>
+      <w:tr>
+        <w:tc>
+          <w:tcPr>
+            <w:tcW w:type="dxa" w:w="2160"/>
+          </w:tcPr>
+          <w:p>
+            <w:r>
+              <w:t>{{ impurity_1_name }}</w:t>
+            </w:r>
+          </w:p>
+        </w:tc>
+        <w:tc>
+          <w:tcPr>
+            <w:tcW w:type="dxa" w:w="2160"/>
+          </w:tcPr>
+          <w:p>
+            <w:r>
+              <w:t>{{ impurity_1_origin }}</w:t>
+            </w:r>
+          </w:p>
+        </w:tc>
+        <w:tc>
+          <w:tcPr>
+            <w:tcW w:type="dxa" w:w="2160"/>
+          </w:tcPr>
+          <w:p>
+            <w:r>
+              <w:t>{{ impurity_1_spec }}</w:t>
+            </w:r>
+          </w:p>
+        </w:tc>
+        <w:tc>
+          <w:tcPr>
+            <w:tcW w:type="dxa" w:w="2160"/>
+          </w:tcPr>
+          <w:p>
+            <w:r>
+              <w:t>{{ impurity_1_method }}</w:t>
+            </w:r>
+          </w:p>
+        </w:tc>
+      </w:tr>
+      <w:tr>
+        <w:tc>
+          <w:tcPr>
+            <w:tcW w:type="dxa" w:w="2160"/>
+          </w:tcPr>
+          <w:p>
+            <w:r>
+              <w:t>{{ impurity_2_name }}</w:t>
+            </w:r>
+          </w:p>
+        </w:tc>
+        <w:tc>
+          <w:tcPr>
+            <w:tcW w:type="dxa" w:w="2160"/>
+          </w:tcPr>
+          <w:p>
+            <w:r>
+              <w:t>{{ impurity_2_origin }}</w:t>
+            </w:r>
+          </w:p>
+        </w:tc>
+        <w:tc>
+          <w:tcPr>
+            <w:tcW w:type="dxa" w:w="2160"/>
+          </w:tcPr>
+          <w:p>
+            <w:r>
+              <w:t>{{ impurity_2_spec }}</w:t>
+            </w:r>
+          </w:p>
+        </w:tc>
+        <w:tc>
+          <w:tcPr>
+            <w:tcW w:type="dxa" w:w="2160"/>
+          </w:tcPr>
+          <w:p>
+            <w:r>
+              <w:t>{{ impurity_2_method }}</w:t>
+            </w:r>
+          </w:p>
+        </w:tc>
+      </w:tr>
+      <w:tr>
+        <w:tc>
+          <w:tcPr>
+            <w:tcW w:type="dxa" w:w="2160"/>
+          </w:tcPr>
+          <w:p>
+            <w:r>
+              <w:t>{{ impurity_3_name }}</w:t>
+            </w:r>
+          </w:p>
+        </w:tc>
+        <w:tc>
+          <w:tcPr>
+            <w:tcW w:type="dxa" w:w="2160"/>
+          </w:tcPr>
+          <w:p>
+            <w:r>
+              <w:t>{{ impurity_3_origin }}</w:t>
+            </w:r>
+          </w:p>
+        </w:tc>
+        <w:tc>
+          <w:tcPr>
+            <w:tcW w:type="dxa" w:w="2160"/>
+          </w:tcPr>
+          <w:p>
+            <w:r>
+              <w:t>{{ impurity_3_spec }}</w:t>
+            </w:r>
+          </w:p>
+        </w:tc>
+        <w:tc>
+          <w:tcPr>
+            <w:tcW w:type="dxa" w:w="2160"/>
+          </w:tcPr>
+          <w:p>
+            <w:r>
+              <w:t>{{ impurity_3_method }}</w:t>
+            </w:r>
+          </w:p>
+        </w:tc>
+      </w:tr>
+      <w:tr>
+        <w:tc>
+          <w:tcPr>
+            <w:tcW w:type="dxa" w:w="2160"/>
+          </w:tcPr>
+          <w:p>
+            <w:r>
+              <w:t>Total Impurities</w:t>
+            </w:r>
+          </w:p>
+        </w:tc>
+        <w:tc>
+          <w:tcPr>
+            <w:tcW w:type="dxa" w:w="2160"/>
+          </w:tcPr>
+          <w:p>
+            <w:r>
+              <w:t>—</w:t>
+            </w:r>
+          </w:p>
+        </w:tc>
+        <w:tc>
+          <w:tcPr>
+            <w:tcW w:type="dxa" w:w="2160"/>
+          </w:tcPr>
+          <w:p>
+            <w:r>
+              <w:t>{{ total_impurities_spec }}</w:t>
+            </w:r>
+          </w:p>
+        </w:tc>
+        <w:tc>
+          <w:tcPr>
+            <w:tcW w:type="dxa" w:w="2160"/>
+          </w:tcPr>
+          <w:p>
+            <w:r>
+              <w:t>—</w:t>
+            </w:r>
+          </w:p>
+        </w:tc>
+      </w:tr>
+    </w:tbl>
     <w:p>
       <w:r>
         <w:rPr>
@@ -278,9 +732,366 @@
     <w:p>
       <w:r>
         <w:rPr>
+          <w:b/>
+        </w:rPr>
+        <w:t>S.4.1 Specification:</w:t>
+      </w:r>
+    </w:p>
+    <w:tbl>
+      <w:tblPr>
+        <w:tblStyle w:val="TableGrid"/>
+        <w:tblW w:type="auto" w:w="0"/>
+        <w:tblLook w:firstColumn="1" w:firstRow="1" w:lastColumn="0" w:lastRow="0" w:noHBand="0" w:noVBand="1" w:val="04A0"/>
+      </w:tblPr>
+      <w:tblGrid>
+        <w:gridCol w:w="2160"/>
+        <w:gridCol w:w="2160"/>
+        <w:gridCol w:w="2160"/>
+        <w:gridCol w:w="2160"/>
+      </w:tblGrid>
+      <w:tr>
+        <w:tc>
+          <w:tcPr>
+            <w:tcW w:type="dxa" w:w="2160"/>
+          </w:tcPr>
+          <w:p>
+            <w:r>
+              <w:t>Test</w:t>
+            </w:r>
+          </w:p>
+        </w:tc>
+        <w:tc>
+          <w:tcPr>
+            <w:tcW w:type="dxa" w:w="2160"/>
+          </w:tcPr>
+          <w:p>
+            <w:r>
+              <w:t>Method</w:t>
+            </w:r>
+          </w:p>
+        </w:tc>
+        <w:tc>
+          <w:tcPr>
+            <w:tcW w:type="dxa" w:w="2160"/>
+          </w:tcPr>
+          <w:p>
+            <w:r>
+              <w:t>Acceptance Criteria</w:t>
+            </w:r>
+          </w:p>
+        </w:tc>
+        <w:tc>
+          <w:tcPr>
+            <w:tcW w:type="dxa" w:w="2160"/>
+          </w:tcPr>
+          <w:p>
+            <w:r>
+              <w:t>Typical Result</w:t>
+            </w:r>
+          </w:p>
+        </w:tc>
+      </w:tr>
+      <w:tr>
+        <w:tc>
+          <w:tcPr>
+            <w:tcW w:type="dxa" w:w="2160"/>
+          </w:tcPr>
+          <w:p>
+            <w:r>
+              <w:t>Appearance</w:t>
+            </w:r>
+          </w:p>
+        </w:tc>
+        <w:tc>
+          <w:tcPr>
+            <w:tcW w:type="dxa" w:w="2160"/>
+          </w:tcPr>
+          <w:p>
+            <w:r>
+              <w:t>Visual</w:t>
+            </w:r>
+          </w:p>
+        </w:tc>
+        <w:tc>
+          <w:tcPr>
+            <w:tcW w:type="dxa" w:w="2160"/>
+          </w:tcPr>
+          <w:p>
+            <w:r>
+              <w:t>{{ appearance_spec }}</w:t>
+            </w:r>
+          </w:p>
+        </w:tc>
+        <w:tc>
+          <w:tcPr>
+            <w:tcW w:type="dxa" w:w="2160"/>
+          </w:tcPr>
+          <w:p>
+            <w:r>
+              <w:t>{{ appearance_result }}</w:t>
+            </w:r>
+          </w:p>
+        </w:tc>
+      </w:tr>
+      <w:tr>
+        <w:tc>
+          <w:tcPr>
+            <w:tcW w:type="dxa" w:w="2160"/>
+          </w:tcPr>
+          <w:p>
+            <w:r>
+              <w:t>Identity (IR)</w:t>
+            </w:r>
+          </w:p>
+        </w:tc>
+        <w:tc>
+          <w:tcPr>
+            <w:tcW w:type="dxa" w:w="2160"/>
+          </w:tcPr>
+          <w:p>
+            <w:r>
+              <w:t>{{ identity_method }}</w:t>
+            </w:r>
+          </w:p>
+        </w:tc>
+        <w:tc>
+          <w:tcPr>
+            <w:tcW w:type="dxa" w:w="2160"/>
+          </w:tcPr>
+          <w:p>
+            <w:r>
+              <w:t>Matches reference</w:t>
+            </w:r>
+          </w:p>
+        </w:tc>
+        <w:tc>
+          <w:tcPr>
+            <w:tcW w:type="dxa" w:w="2160"/>
+          </w:tcPr>
+          <w:p>
+            <w:r>
+              <w:t>{{ identity_result }}</w:t>
+            </w:r>
+          </w:p>
+        </w:tc>
+      </w:tr>
+      <w:tr>
+        <w:tc>
+          <w:tcPr>
+            <w:tcW w:type="dxa" w:w="2160"/>
+          </w:tcPr>
+          <w:p>
+            <w:r>
+              <w:t>Assay</w:t>
+            </w:r>
+          </w:p>
+        </w:tc>
+        <w:tc>
+          <w:tcPr>
+            <w:tcW w:type="dxa" w:w="2160"/>
+          </w:tcPr>
+          <w:p>
+            <w:r>
+              <w:t>{{ assay_method }}</w:t>
+            </w:r>
+          </w:p>
+        </w:tc>
+        <w:tc>
+          <w:tcPr>
+            <w:tcW w:type="dxa" w:w="2160"/>
+          </w:tcPr>
+          <w:p>
+            <w:r>
+              <w:t>{{ assay_spec }}</w:t>
+            </w:r>
+          </w:p>
+        </w:tc>
+        <w:tc>
+          <w:tcPr>
+            <w:tcW w:type="dxa" w:w="2160"/>
+          </w:tcPr>
+          <w:p>
+            <w:r>
+              <w:t>{{ assay_result }}</w:t>
+            </w:r>
+          </w:p>
+        </w:tc>
+      </w:tr>
+      <w:tr>
+        <w:tc>
+          <w:tcPr>
+            <w:tcW w:type="dxa" w:w="2160"/>
+          </w:tcPr>
+          <w:p>
+            <w:r>
+              <w:t>Related Substances</w:t>
+            </w:r>
+          </w:p>
+        </w:tc>
+        <w:tc>
+          <w:tcPr>
+            <w:tcW w:type="dxa" w:w="2160"/>
+          </w:tcPr>
+          <w:p>
+            <w:r>
+              <w:t>{{ rs_method }}</w:t>
+            </w:r>
+          </w:p>
+        </w:tc>
+        <w:tc>
+          <w:tcPr>
+            <w:tcW w:type="dxa" w:w="2160"/>
+          </w:tcPr>
+          <w:p>
+            <w:r>
+              <w:t>{{ rs_spec }}</w:t>
+            </w:r>
+          </w:p>
+        </w:tc>
+        <w:tc>
+          <w:tcPr>
+            <w:tcW w:type="dxa" w:w="2160"/>
+          </w:tcPr>
+          <w:p>
+            <w:r>
+              <w:t>{{ rs_result }}</w:t>
+            </w:r>
+          </w:p>
+        </w:tc>
+      </w:tr>
+      <w:tr>
+        <w:tc>
+          <w:tcPr>
+            <w:tcW w:type="dxa" w:w="2160"/>
+          </w:tcPr>
+          <w:p>
+            <w:r>
+              <w:t>Residual Solvents</w:t>
+            </w:r>
+          </w:p>
+        </w:tc>
+        <w:tc>
+          <w:tcPr>
+            <w:tcW w:type="dxa" w:w="2160"/>
+          </w:tcPr>
+          <w:p>
+            <w:r>
+              <w:t>GC-HS</w:t>
+            </w:r>
+          </w:p>
+        </w:tc>
+        <w:tc>
+          <w:tcPr>
+            <w:tcW w:type="dxa" w:w="2160"/>
+          </w:tcPr>
+          <w:p>
+            <w:r>
+              <w:t>{{ residual_solvent_spec }}</w:t>
+            </w:r>
+          </w:p>
+        </w:tc>
+        <w:tc>
+          <w:tcPr>
+            <w:tcW w:type="dxa" w:w="2160"/>
+          </w:tcPr>
+          <w:p>
+            <w:r>
+              <w:t>{{ residual_solvent_result }}</w:t>
+            </w:r>
+          </w:p>
+        </w:tc>
+      </w:tr>
+      <w:tr>
+        <w:tc>
+          <w:tcPr>
+            <w:tcW w:type="dxa" w:w="2160"/>
+          </w:tcPr>
+          <w:p>
+            <w:r>
+              <w:t>Water Content</w:t>
+            </w:r>
+          </w:p>
+        </w:tc>
+        <w:tc>
+          <w:tcPr>
+            <w:tcW w:type="dxa" w:w="2160"/>
+          </w:tcPr>
+          <w:p>
+            <w:r>
+              <w:t>Karl Fischer</w:t>
+            </w:r>
+          </w:p>
+        </w:tc>
+        <w:tc>
+          <w:tcPr>
+            <w:tcW w:type="dxa" w:w="2160"/>
+          </w:tcPr>
+          <w:p>
+            <w:r>
+              <w:t>{{ water_spec }}</w:t>
+            </w:r>
+          </w:p>
+        </w:tc>
+        <w:tc>
+          <w:tcPr>
+            <w:tcW w:type="dxa" w:w="2160"/>
+          </w:tcPr>
+          <w:p>
+            <w:r>
+              <w:t>{{ water_result }}</w:t>
+            </w:r>
+          </w:p>
+        </w:tc>
+      </w:tr>
+      <w:tr>
+        <w:tc>
+          <w:tcPr>
+            <w:tcW w:type="dxa" w:w="2160"/>
+          </w:tcPr>
+          <w:p>
+            <w:r>
+              <w:t>Particle Size</w:t>
+            </w:r>
+          </w:p>
+        </w:tc>
+        <w:tc>
+          <w:tcPr>
+            <w:tcW w:type="dxa" w:w="2160"/>
+          </w:tcPr>
+          <w:p>
+            <w:r>
+              <w:t>{{ psd_method }}</w:t>
+            </w:r>
+          </w:p>
+        </w:tc>
+        <w:tc>
+          <w:tcPr>
+            <w:tcW w:type="dxa" w:w="2160"/>
+          </w:tcPr>
+          <w:p>
+            <w:r>
+              <w:t>{{ psd_spec }}</w:t>
+            </w:r>
+          </w:p>
+        </w:tc>
+        <w:tc>
+          <w:tcPr>
+            <w:tcW w:type="dxa" w:w="2160"/>
+          </w:tcPr>
+          <w:p>
+            <w:r>
+              <w:t>{{ psd_result }}</w:t>
+            </w:r>
+          </w:p>
+        </w:tc>
+      </w:tr>
+    </w:tbl>
+    <w:p>
+      <w:r>
+        <w:rPr>
           <w:b w:val="0"/>
         </w:rPr>
-        <w:t>Specification: {{ specification_summary }}</w:t>
+        <w:t>S.4.2 Analytical Procedures: {{ analytical_procedures }}</w:t>
       </w:r>
     </w:p>
     <w:p>
@@ -288,9 +1099,239 @@
         <w:rPr>
           <w:b w:val="0"/>
         </w:rPr>
-        <w:t>Analytical Methods: {{ analytical_methods }}</w:t>
+        <w:t>S.4.3 Validation: {{ validation_summary }}</w:t>
       </w:r>
     </w:p>
+    <w:p>
+      <w:r>
+        <w:rPr>
+          <w:b/>
+        </w:rPr>
+        <w:t>S.4.4 Batch Analysis:</w:t>
+      </w:r>
+    </w:p>
+    <w:tbl>
+      <w:tblPr>
+        <w:tblStyle w:val="TableGrid"/>
+        <w:tblW w:type="auto" w:w="0"/>
+        <w:tblLook w:firstColumn="1" w:firstRow="1" w:lastColumn="0" w:lastRow="0" w:noHBand="0" w:noVBand="1" w:val="04A0"/>
+      </w:tblPr>
+      <w:tblGrid>
+        <w:gridCol w:w="1728"/>
+        <w:gridCol w:w="1728"/>
+        <w:gridCol w:w="1728"/>
+        <w:gridCol w:w="1728"/>
+        <w:gridCol w:w="1728"/>
+      </w:tblGrid>
+      <w:tr>
+        <w:tc>
+          <w:tcPr>
+            <w:tcW w:type="dxa" w:w="1728"/>
+          </w:tcPr>
+          <w:p>
+            <w:r>
+              <w:t>Batch</w:t>
+            </w:r>
+          </w:p>
+        </w:tc>
+        <w:tc>
+          <w:tcPr>
+            <w:tcW w:type="dxa" w:w="1728"/>
+          </w:tcPr>
+          <w:p>
+            <w:r>
+              <w:t>Scale</w:t>
+            </w:r>
+          </w:p>
+        </w:tc>
+        <w:tc>
+          <w:tcPr>
+            <w:tcW w:type="dxa" w:w="1728"/>
+          </w:tcPr>
+          <w:p>
+            <w:r>
+              <w:t>Assay (%)</w:t>
+            </w:r>
+          </w:p>
+        </w:tc>
+        <w:tc>
+          <w:tcPr>
+            <w:tcW w:type="dxa" w:w="1728"/>
+          </w:tcPr>
+          <w:p>
+            <w:r>
+              <w:t>Total Impurities (%)</w:t>
+            </w:r>
+          </w:p>
+        </w:tc>
+        <w:tc>
+          <w:tcPr>
+            <w:tcW w:type="dxa" w:w="1728"/>
+          </w:tcPr>
+          <w:p>
+            <w:r>
+              <w:t>Date</w:t>
+            </w:r>
+          </w:p>
+        </w:tc>
+      </w:tr>
+      <w:tr>
+        <w:tc>
+          <w:tcPr>
+            <w:tcW w:type="dxa" w:w="1728"/>
+          </w:tcPr>
+          <w:p>
+            <w:r>
+              <w:t>{{ batch_1_id }}</w:t>
+            </w:r>
+          </w:p>
+        </w:tc>
+        <w:tc>
+          <w:tcPr>
+            <w:tcW w:type="dxa" w:w="1728"/>
+          </w:tcPr>
+          <w:p>
+            <w:r>
+              <w:t>{{ batch_1_scale }}</w:t>
+            </w:r>
+          </w:p>
+        </w:tc>
+        <w:tc>
+          <w:tcPr>
+            <w:tcW w:type="dxa" w:w="1728"/>
+          </w:tcPr>
+          <w:p>
+            <w:r>
+              <w:t>{{ batch_1_assay }}</w:t>
+            </w:r>
+          </w:p>
+        </w:tc>
+        <w:tc>
+          <w:tcPr>
+            <w:tcW w:type="dxa" w:w="1728"/>
+          </w:tcPr>
+          <w:p>
+            <w:r>
+              <w:t>{{ batch_1_impurities }}</w:t>
+            </w:r>
+          </w:p>
+        </w:tc>
+        <w:tc>
+          <w:tcPr>
+            <w:tcW w:type="dxa" w:w="1728"/>
+          </w:tcPr>
+          <w:p>
+            <w:r>
+              <w:t>{{ batch_1_date }}</w:t>
+            </w:r>
+          </w:p>
+        </w:tc>
+      </w:tr>
+      <w:tr>
+        <w:tc>
+          <w:tcPr>
+            <w:tcW w:type="dxa" w:w="1728"/>
+          </w:tcPr>
+          <w:p>
+            <w:r>
+              <w:t>{{ batch_2_id }}</w:t>
+            </w:r>
+          </w:p>
+        </w:tc>
+        <w:tc>
+          <w:tcPr>
+            <w:tcW w:type="dxa" w:w="1728"/>
+          </w:tcPr>
+          <w:p>
+            <w:r>
+              <w:t>{{ batch_2_scale }}</w:t>
+            </w:r>
+          </w:p>
+        </w:tc>
+        <w:tc>
+          <w:tcPr>
+            <w:tcW w:type="dxa" w:w="1728"/>
+          </w:tcPr>
+          <w:p>
+            <w:r>
+              <w:t>{{ batch_2_assay }}</w:t>
+            </w:r>
+          </w:p>
+        </w:tc>
+        <w:tc>
+          <w:tcPr>
+            <w:tcW w:type="dxa" w:w="1728"/>
+          </w:tcPr>
+          <w:p>
+            <w:r>
+              <w:t>{{ batch_2_impurities }}</w:t>
+            </w:r>
+          </w:p>
+        </w:tc>
+        <w:tc>
+          <w:tcPr>
+            <w:tcW w:type="dxa" w:w="1728"/>
+          </w:tcPr>
+          <w:p>
+            <w:r>
+              <w:t>{{ batch_2_date }}</w:t>
+            </w:r>
+          </w:p>
+        </w:tc>
+      </w:tr>
+      <w:tr>
+        <w:tc>
+          <w:tcPr>
+            <w:tcW w:type="dxa" w:w="1728"/>
+          </w:tcPr>
+          <w:p>
+            <w:r>
+              <w:t>{{ batch_3_id }}</w:t>
+            </w:r>
+          </w:p>
+        </w:tc>
+        <w:tc>
+          <w:tcPr>
+            <w:tcW w:type="dxa" w:w="1728"/>
+          </w:tcPr>
+          <w:p>
+            <w:r>
+              <w:t>{{ batch_3_scale }}</w:t>
+            </w:r>
+          </w:p>
+        </w:tc>
+        <w:tc>
+          <w:tcPr>
+            <w:tcW w:type="dxa" w:w="1728"/>
+          </w:tcPr>
+          <w:p>
+            <w:r>
+              <w:t>{{ batch_3_assay }}</w:t>
+            </w:r>
+          </w:p>
+        </w:tc>
+        <w:tc>
+          <w:tcPr>
+            <w:tcW w:type="dxa" w:w="1728"/>
+          </w:tcPr>
+          <w:p>
+            <w:r>
+              <w:t>{{ batch_3_impurities }}</w:t>
+            </w:r>
+          </w:p>
+        </w:tc>
+        <w:tc>
+          <w:tcPr>
+            <w:tcW w:type="dxa" w:w="1728"/>
+          </w:tcPr>
+          <w:p>
+            <w:r>
+              <w:t>{{ batch_3_date }}</w:t>
+            </w:r>
+          </w:p>
+        </w:tc>
+      </w:tr>
+    </w:tbl>
     <w:p>
       <w:r>
         <w:rPr>
@@ -301,9 +1342,9 @@
     <w:p>
       <w:r>
         <w:rPr>
-          <w:b/>
+          <w:b w:val="0"/>
         </w:rPr>
-        <w:t>S.5 Reference Standards</w:t>
+        <w:t>S.5 Reference Standards: {{ reference_standards }}</w:t>
       </w:r>
     </w:p>
     <w:p>
@@ -311,30 +1352,7 @@
         <w:rPr>
           <w:b w:val="0"/>
         </w:rPr>
-        <w:t>{{ reference_standards }}</w:t>
-      </w:r>
-    </w:p>
-    <w:p>
-      <w:r>
-        <w:rPr>
-          <w:b w:val="0"/>
-        </w:rPr>
-      </w:r>
-    </w:p>
-    <w:p>
-      <w:r>
-        <w:rPr>
-          <w:b/>
-        </w:rPr>
-        <w:t>S.6 Container Closure</w:t>
-      </w:r>
-    </w:p>
-    <w:p>
-      <w:r>
-        <w:rPr>
-          <w:b w:val="0"/>
-        </w:rPr>
-        <w:t>{{ container_closure }}</w:t>
+        <w:t>S.6 Container Closure: {{ container_closure }}</w:t>
       </w:r>
     </w:p>
     <w:p>
@@ -355,9 +1373,245 @@
     <w:p>
       <w:r>
         <w:rPr>
+          <w:b/>
+        </w:rPr>
+        <w:t>S.7.1 Stability Summary:</w:t>
+      </w:r>
+    </w:p>
+    <w:tbl>
+      <w:tblPr>
+        <w:tblStyle w:val="TableGrid"/>
+        <w:tblW w:type="auto" w:w="0"/>
+        <w:tblLook w:firstColumn="1" w:firstRow="1" w:lastColumn="0" w:lastRow="0" w:noHBand="0" w:noVBand="1" w:val="04A0"/>
+      </w:tblPr>
+      <w:tblGrid>
+        <w:gridCol w:w="2160"/>
+        <w:gridCol w:w="2160"/>
+        <w:gridCol w:w="2160"/>
+        <w:gridCol w:w="2160"/>
+      </w:tblGrid>
+      <w:tr>
+        <w:tc>
+          <w:tcPr>
+            <w:tcW w:type="dxa" w:w="2160"/>
+          </w:tcPr>
+          <w:p>
+            <w:r>
+              <w:t>Condition</w:t>
+            </w:r>
+          </w:p>
+        </w:tc>
+        <w:tc>
+          <w:tcPr>
+            <w:tcW w:type="dxa" w:w="2160"/>
+          </w:tcPr>
+          <w:p>
+            <w:r>
+              <w:t>Duration</w:t>
+            </w:r>
+          </w:p>
+        </w:tc>
+        <w:tc>
+          <w:tcPr>
+            <w:tcW w:type="dxa" w:w="2160"/>
+          </w:tcPr>
+          <w:p>
+            <w:r>
+              <w:t>Result</w:t>
+            </w:r>
+          </w:p>
+        </w:tc>
+        <w:tc>
+          <w:tcPr>
+            <w:tcW w:type="dxa" w:w="2160"/>
+          </w:tcPr>
+          <w:p>
+            <w:r>
+              <w:t>Conclusion</w:t>
+            </w:r>
+          </w:p>
+        </w:tc>
+      </w:tr>
+      <w:tr>
+        <w:tc>
+          <w:tcPr>
+            <w:tcW w:type="dxa" w:w="2160"/>
+          </w:tcPr>
+          <w:p>
+            <w:r>
+              <w:t>25°C/60% RH (Long-term)</w:t>
+            </w:r>
+          </w:p>
+        </w:tc>
+        <w:tc>
+          <w:tcPr>
+            <w:tcW w:type="dxa" w:w="2160"/>
+          </w:tcPr>
+          <w:p>
+            <w:r>
+              <w:t>{{ lt_duration }}</w:t>
+            </w:r>
+          </w:p>
+        </w:tc>
+        <w:tc>
+          <w:tcPr>
+            <w:tcW w:type="dxa" w:w="2160"/>
+          </w:tcPr>
+          <w:p>
+            <w:r>
+              <w:t>{{ lt_result }}</w:t>
+            </w:r>
+          </w:p>
+        </w:tc>
+        <w:tc>
+          <w:tcPr>
+            <w:tcW w:type="dxa" w:w="2160"/>
+          </w:tcPr>
+          <w:p>
+            <w:r>
+              <w:t>{{ lt_conclusion }}</w:t>
+            </w:r>
+          </w:p>
+        </w:tc>
+      </w:tr>
+      <w:tr>
+        <w:tc>
+          <w:tcPr>
+            <w:tcW w:type="dxa" w:w="2160"/>
+          </w:tcPr>
+          <w:p>
+            <w:r>
+              <w:t>30°C/65% RH (Intermediate)</w:t>
+            </w:r>
+          </w:p>
+        </w:tc>
+        <w:tc>
+          <w:tcPr>
+            <w:tcW w:type="dxa" w:w="2160"/>
+          </w:tcPr>
+          <w:p>
+            <w:r>
+              <w:t>{{ im_duration }}</w:t>
+            </w:r>
+          </w:p>
+        </w:tc>
+        <w:tc>
+          <w:tcPr>
+            <w:tcW w:type="dxa" w:w="2160"/>
+          </w:tcPr>
+          <w:p>
+            <w:r>
+              <w:t>{{ im_result }}</w:t>
+            </w:r>
+          </w:p>
+        </w:tc>
+        <w:tc>
+          <w:tcPr>
+            <w:tcW w:type="dxa" w:w="2160"/>
+          </w:tcPr>
+          <w:p>
+            <w:r>
+              <w:t>{{ im_conclusion }}</w:t>
+            </w:r>
+          </w:p>
+        </w:tc>
+      </w:tr>
+      <w:tr>
+        <w:tc>
+          <w:tcPr>
+            <w:tcW w:type="dxa" w:w="2160"/>
+          </w:tcPr>
+          <w:p>
+            <w:r>
+              <w:t>40°C/75% RH (Accelerated)</w:t>
+            </w:r>
+          </w:p>
+        </w:tc>
+        <w:tc>
+          <w:tcPr>
+            <w:tcW w:type="dxa" w:w="2160"/>
+          </w:tcPr>
+          <w:p>
+            <w:r>
+              <w:t>{{ ac_duration }}</w:t>
+            </w:r>
+          </w:p>
+        </w:tc>
+        <w:tc>
+          <w:tcPr>
+            <w:tcW w:type="dxa" w:w="2160"/>
+          </w:tcPr>
+          <w:p>
+            <w:r>
+              <w:t>{{ ac_result }}</w:t>
+            </w:r>
+          </w:p>
+        </w:tc>
+        <w:tc>
+          <w:tcPr>
+            <w:tcW w:type="dxa" w:w="2160"/>
+          </w:tcPr>
+          <w:p>
+            <w:r>
+              <w:t>{{ ac_conclusion }}</w:t>
+            </w:r>
+          </w:p>
+        </w:tc>
+      </w:tr>
+    </w:tbl>
+    <w:p>
+      <w:r>
+        <w:rPr>
           <w:b w:val="0"/>
         </w:rPr>
-        <w:t>{{ stability_summary }}</w:t>
+        <w:t>Proposed Retest Period: {{ retest_period }}</w:t>
+      </w:r>
+    </w:p>
+    <w:p>
+      <w:r>
+        <w:rPr>
+          <w:b w:val="0"/>
+        </w:rPr>
+      </w:r>
+    </w:p>
+    <w:p>
+      <w:r>
+        <w:rPr>
+          <w:b w:val="0"/>
+        </w:rPr>
+        <w:t>────────────────────────────────────────────────────────────</w:t>
+      </w:r>
+    </w:p>
+    <w:p>
+      <w:r>
+        <w:rPr>
+          <w:b w:val="0"/>
+        </w:rPr>
+        <w:t>Document ID: {{ document_id }}</w:t>
+      </w:r>
+    </w:p>
+    <w:p>
+      <w:r>
+        <w:rPr>
+          <w:b w:val="0"/>
+        </w:rPr>
+        <w:t>Classification: {{ classification }}</w:t>
+      </w:r>
+    </w:p>
+    <w:p>
+      <w:r>
+        <w:rPr>
+          <w:b w:val="0"/>
+        </w:rPr>
+        <w:t>Generated by: ClinicalSage DOCX Factory</w:t>
+      </w:r>
+    </w:p>
+    <w:p>
+      <w:r>
+        <w:rPr>
+          <w:b w:val="0"/>
+        </w:rPr>
+        <w:t>This document is electronically generated. No wet signature required when submitted via eCTD gateway.</w:t>
       </w:r>
     </w:p>
     <w:sectPr>
